--- a/Documentos/TR_Modelo_Padrao.docx
+++ b/Documentos/TR_Modelo_Padrao.docx
@@ -132,7 +132,7 @@
           <w:sz w:val="40"/>
           <w:szCs w:val="40"/>
         </w:rPr>
-        <w:t>Termo de Referência — Modelo Padrão</w:t>
+        <w:t>Termo de Referência</w:t>
       </w:r>
     </w:p>
     <w:p>
@@ -151,7 +151,7 @@
           <w:sz w:val="22"/>
           <w:szCs w:val="22"/>
         </w:rPr>
-        <w:t>Modelo em branco para preenchimento · Versão comentada pelo professor · Devolutiva da Atividade 1</w:t>
+        <w:t>Devolutiva da Atividade 1</w:t>
       </w:r>
     </w:p>
     <w:p>
@@ -202,617 +202,7 @@
         </w:rPr>
       </w:pPr>
       <w:r>
-        <w:rPr>
-          <w:rFonts w:ascii="Arial" w:hAnsi="Arial"/>
-        </w:rPr>
-      </w:r>
-      <w:r>
-        <w:br w:type="page"/>
-      </w:r>
-    </w:p>
-    <w:p>
-      <w:pPr>
-        <w:pStyle w:val="Heading1"/>
-        <w:pBdr>
-          <w:bottom w:val="single" w:sz="8" w:space="6" w:color="FFDA1A"/>
-        </w:pBdr>
-        <w:spacing w:before="0" w:after="200"/>
-        <w:rPr>
-          <w:rFonts w:ascii="Arial" w:hAnsi="Arial"/>
-        </w:rPr>
-      </w:pPr>
-      <w:r>
-        <w:rPr>
-          <w:rFonts w:eastAsia="Calibri" w:cs="Calibri" w:ascii="Arial" w:hAnsi="Arial"/>
-          <w:b/>
-          <w:bCs/>
-          <w:color w:val="00695F"/>
-          <w:sz w:val="32"/>
-          <w:szCs w:val="32"/>
-        </w:rPr>
-        <w:t>Como usar este documento</w:t>
-      </w:r>
-    </w:p>
-    <w:p>
-      <w:pPr>
-        <w:pStyle w:val="Normal"/>
-        <w:spacing w:lineRule="auto" w:line="276" w:before="57" w:after="140"/>
-        <w:jc w:val="both"/>
-        <w:rPr>
-          <w:rFonts w:ascii="Arial" w:hAnsi="Arial"/>
-        </w:rPr>
-      </w:pPr>
-      <w:r>
-        <w:rPr>
-          <w:rFonts w:eastAsia="Calibri" w:cs="Calibri" w:ascii="Arial" w:hAnsi="Arial"/>
-          <w:color w:val="333333"/>
-          <w:sz w:val="22"/>
-          <w:szCs w:val="22"/>
-        </w:rPr>
-        <w:t>Este é o modelo padrão de termo de referência da disciplina, já preenchido com o conteúdo que você entregou na Atividade 1. O que estava adequado foi mantido, apenas reorganizado na estrutura das sete seções. O que faltava aparece como campo a preencher.</w:t>
-      </w:r>
-    </w:p>
-    <w:p>
-      <w:pPr>
-        <w:pStyle w:val="Normal"/>
-        <w:spacing w:lineRule="auto" w:line="276" w:before="57" w:after="140"/>
-        <w:jc w:val="both"/>
-        <w:rPr>
-          <w:rFonts w:ascii="Arial" w:hAnsi="Arial"/>
-        </w:rPr>
-      </w:pPr>
-      <w:r>
-        <w:rPr>
-          <w:rFonts w:eastAsia="Calibri" w:cs="Calibri" w:ascii="Arial" w:hAnsi="Arial"/>
-          <w:color w:val="333333"/>
-          <w:sz w:val="22"/>
-          <w:szCs w:val="22"/>
-        </w:rPr>
-        <w:t>Ao longo do documento há caixas coloridas com os comentários do professor. Elas não fazem parte do termo: remova todas antes de entregar a versão 1.1.</w:t>
-      </w:r>
-    </w:p>
-    <w:tbl>
-      <w:tblPr>
-        <w:tblW w:w="9360" w:type="dxa"/>
-        <w:jc w:val="start"/>
-        <w:tblInd w:w="0" w:type="dxa"/>
-        <w:tblLayout w:type="fixed"/>
-        <w:tblCellMar>
-          <w:top w:w="80" w:type="dxa"/>
-          <w:start w:w="110" w:type="dxa"/>
-          <w:bottom w:w="80" w:type="dxa"/>
-          <w:end w:w="110" w:type="dxa"/>
-        </w:tblCellMar>
-      </w:tblPr>
-      <w:tblGrid>
-        <w:gridCol w:w="2000"/>
-        <w:gridCol w:w="4560"/>
-        <w:gridCol w:w="2800"/>
-      </w:tblGrid>
-      <w:tr>
-        <w:trPr>
-          <w:tblHeader w:val="true"/>
-        </w:trPr>
-        <w:tc>
-          <w:tcPr>
-            <w:tcW w:w="2000" w:type="dxa"/>
-            <w:tcBorders>
-              <w:top w:val="single" w:sz="4" w:space="0" w:color="C9D6D4"/>
-              <w:start w:val="single" w:sz="4" w:space="0" w:color="C9D6D4"/>
-              <w:bottom w:val="single" w:sz="4" w:space="0" w:color="C9D6D4"/>
-              <w:end w:val="single" w:sz="4" w:space="0" w:color="C9D6D4"/>
-            </w:tcBorders>
-            <w:shd w:color="auto" w:fill="00A59A" w:val="clear"/>
-          </w:tcPr>
-          <w:p>
-            <w:pPr>
-              <w:pStyle w:val="Normal"/>
-              <w:spacing w:lineRule="auto" w:line="250" w:before="0" w:after="0"/>
-              <w:jc w:val="start"/>
-              <w:rPr>
-                <w:rFonts w:ascii="Arial" w:hAnsi="Arial"/>
-              </w:rPr>
-            </w:pPr>
-            <w:r>
-              <w:rPr>
-                <w:rFonts w:eastAsia="Calibri" w:cs="Calibri" w:ascii="Arial" w:hAnsi="Arial"/>
-                <w:b/>
-                <w:bCs/>
-                <w:color w:val="FFFFFF"/>
-                <w:sz w:val="20"/>
-                <w:szCs w:val="20"/>
-              </w:rPr>
-              <w:t>Caixa</w:t>
-            </w:r>
-          </w:p>
-        </w:tc>
-        <w:tc>
-          <w:tcPr>
-            <w:tcW w:w="4560" w:type="dxa"/>
-            <w:tcBorders>
-              <w:top w:val="single" w:sz="4" w:space="0" w:color="C9D6D4"/>
-              <w:start w:val="single" w:sz="4" w:space="0" w:color="C9D6D4"/>
-              <w:bottom w:val="single" w:sz="4" w:space="0" w:color="C9D6D4"/>
-              <w:end w:val="single" w:sz="4" w:space="0" w:color="C9D6D4"/>
-            </w:tcBorders>
-            <w:shd w:color="auto" w:fill="00A59A" w:val="clear"/>
-          </w:tcPr>
-          <w:p>
-            <w:pPr>
-              <w:pStyle w:val="Normal"/>
-              <w:spacing w:lineRule="auto" w:line="250" w:before="0" w:after="0"/>
-              <w:jc w:val="start"/>
-              <w:rPr>
-                <w:rFonts w:ascii="Arial" w:hAnsi="Arial"/>
-              </w:rPr>
-            </w:pPr>
-            <w:r>
-              <w:rPr>
-                <w:rFonts w:eastAsia="Calibri" w:cs="Calibri" w:ascii="Arial" w:hAnsi="Arial"/>
-                <w:b/>
-                <w:bCs/>
-                <w:color w:val="FFFFFF"/>
-                <w:sz w:val="20"/>
-                <w:szCs w:val="20"/>
-              </w:rPr>
-              <w:t>Significado</w:t>
-            </w:r>
-          </w:p>
-        </w:tc>
-        <w:tc>
-          <w:tcPr>
-            <w:tcW w:w="2800" w:type="dxa"/>
-            <w:tcBorders>
-              <w:top w:val="single" w:sz="4" w:space="0" w:color="C9D6D4"/>
-              <w:start w:val="single" w:sz="4" w:space="0" w:color="C9D6D4"/>
-              <w:bottom w:val="single" w:sz="4" w:space="0" w:color="C9D6D4"/>
-              <w:end w:val="single" w:sz="4" w:space="0" w:color="C9D6D4"/>
-            </w:tcBorders>
-            <w:shd w:color="auto" w:fill="00A59A" w:val="clear"/>
-          </w:tcPr>
-          <w:p>
-            <w:pPr>
-              <w:pStyle w:val="Normal"/>
-              <w:spacing w:lineRule="auto" w:line="250" w:before="0" w:after="0"/>
-              <w:jc w:val="start"/>
-              <w:rPr>
-                <w:rFonts w:ascii="Arial" w:hAnsi="Arial"/>
-              </w:rPr>
-            </w:pPr>
-            <w:r>
-              <w:rPr>
-                <w:rFonts w:eastAsia="Calibri" w:cs="Calibri" w:ascii="Arial" w:hAnsi="Arial"/>
-                <w:b/>
-                <w:bCs/>
-                <w:color w:val="FFFFFF"/>
-                <w:sz w:val="20"/>
-                <w:szCs w:val="20"/>
-              </w:rPr>
-              <w:t>O que fazer</w:t>
-            </w:r>
-          </w:p>
-        </w:tc>
-      </w:tr>
-      <w:tr>
-        <w:trPr/>
-        <w:tc>
-          <w:tcPr>
-            <w:tcW w:w="2000" w:type="dxa"/>
-            <w:tcBorders>
-              <w:top w:val="single" w:sz="4" w:space="0" w:color="C9D6D4"/>
-              <w:start w:val="single" w:sz="4" w:space="0" w:color="C9D6D4"/>
-              <w:bottom w:val="single" w:sz="4" w:space="0" w:color="C9D6D4"/>
-              <w:end w:val="single" w:sz="4" w:space="0" w:color="C9D6D4"/>
-            </w:tcBorders>
-          </w:tcPr>
-          <w:p>
-            <w:pPr>
-              <w:pStyle w:val="Normal"/>
-              <w:spacing w:lineRule="auto" w:line="250" w:before="0" w:after="0"/>
-              <w:jc w:val="start"/>
-              <w:rPr>
-                <w:rFonts w:ascii="Arial" w:hAnsi="Arial"/>
-              </w:rPr>
-            </w:pPr>
-            <w:r>
-              <w:rPr>
-                <w:rFonts w:eastAsia="Calibri" w:cs="Calibri" w:ascii="Arial" w:hAnsi="Arial"/>
-                <w:b/>
-                <w:bCs/>
-                <w:color w:val="333333"/>
-                <w:sz w:val="20"/>
-                <w:szCs w:val="20"/>
-              </w:rPr>
-              <w:t>CONFORME</w:t>
-            </w:r>
-          </w:p>
-        </w:tc>
-        <w:tc>
-          <w:tcPr>
-            <w:tcW w:w="4560" w:type="dxa"/>
-            <w:tcBorders>
-              <w:top w:val="single" w:sz="4" w:space="0" w:color="C9D6D4"/>
-              <w:start w:val="single" w:sz="4" w:space="0" w:color="C9D6D4"/>
-              <w:bottom w:val="single" w:sz="4" w:space="0" w:color="C9D6D4"/>
-              <w:end w:val="single" w:sz="4" w:space="0" w:color="C9D6D4"/>
-            </w:tcBorders>
-          </w:tcPr>
-          <w:p>
-            <w:pPr>
-              <w:pStyle w:val="Normal"/>
-              <w:spacing w:lineRule="auto" w:line="250" w:before="0" w:after="0"/>
-              <w:jc w:val="start"/>
-              <w:rPr>
-                <w:rFonts w:ascii="Arial" w:hAnsi="Arial"/>
-              </w:rPr>
-            </w:pPr>
-            <w:r>
-              <w:rPr>
-                <w:rFonts w:eastAsia="Calibri" w:cs="Calibri" w:ascii="Arial" w:hAnsi="Arial"/>
-                <w:b w:val="false"/>
-                <w:bCs w:val="false"/>
-                <w:color w:val="333333"/>
-                <w:sz w:val="20"/>
-                <w:szCs w:val="20"/>
-              </w:rPr>
-              <w:t>A seção atende ao item correspondente da ficha de verificação</w:t>
-            </w:r>
-          </w:p>
-        </w:tc>
-        <w:tc>
-          <w:tcPr>
-            <w:tcW w:w="2800" w:type="dxa"/>
-            <w:tcBorders>
-              <w:top w:val="single" w:sz="4" w:space="0" w:color="C9D6D4"/>
-              <w:start w:val="single" w:sz="4" w:space="0" w:color="C9D6D4"/>
-              <w:bottom w:val="single" w:sz="4" w:space="0" w:color="C9D6D4"/>
-              <w:end w:val="single" w:sz="4" w:space="0" w:color="C9D6D4"/>
-            </w:tcBorders>
-          </w:tcPr>
-          <w:p>
-            <w:pPr>
-              <w:pStyle w:val="Normal"/>
-              <w:spacing w:lineRule="auto" w:line="250" w:before="0" w:after="0"/>
-              <w:jc w:val="start"/>
-              <w:rPr>
-                <w:rFonts w:ascii="Arial" w:hAnsi="Arial"/>
-              </w:rPr>
-            </w:pPr>
-            <w:r>
-              <w:rPr>
-                <w:rFonts w:eastAsia="Calibri" w:cs="Calibri" w:ascii="Arial" w:hAnsi="Arial"/>
-                <w:b w:val="false"/>
-                <w:bCs w:val="false"/>
-                <w:color w:val="333333"/>
-                <w:sz w:val="20"/>
-                <w:szCs w:val="20"/>
-              </w:rPr>
-              <w:t>Nada. Apenas remova a caixa</w:t>
-            </w:r>
-          </w:p>
-        </w:tc>
-      </w:tr>
-      <w:tr>
-        <w:trPr/>
-        <w:tc>
-          <w:tcPr>
-            <w:tcW w:w="2000" w:type="dxa"/>
-            <w:tcBorders>
-              <w:top w:val="single" w:sz="4" w:space="0" w:color="C9D6D4"/>
-              <w:start w:val="single" w:sz="4" w:space="0" w:color="C9D6D4"/>
-              <w:bottom w:val="single" w:sz="4" w:space="0" w:color="C9D6D4"/>
-              <w:end w:val="single" w:sz="4" w:space="0" w:color="C9D6D4"/>
-            </w:tcBorders>
-            <w:shd w:color="auto" w:fill="F2F4F4" w:val="clear"/>
-          </w:tcPr>
-          <w:p>
-            <w:pPr>
-              <w:pStyle w:val="Normal"/>
-              <w:spacing w:lineRule="auto" w:line="250" w:before="0" w:after="0"/>
-              <w:jc w:val="start"/>
-              <w:rPr>
-                <w:rFonts w:ascii="Arial" w:hAnsi="Arial"/>
-              </w:rPr>
-            </w:pPr>
-            <w:r>
-              <w:rPr>
-                <w:rFonts w:eastAsia="Calibri" w:cs="Calibri" w:ascii="Arial" w:hAnsi="Arial"/>
-                <w:b/>
-                <w:bCs/>
-                <w:color w:val="333333"/>
-                <w:sz w:val="20"/>
-                <w:szCs w:val="20"/>
-              </w:rPr>
-              <w:t>AJUSTAR</w:t>
-            </w:r>
-          </w:p>
-        </w:tc>
-        <w:tc>
-          <w:tcPr>
-            <w:tcW w:w="4560" w:type="dxa"/>
-            <w:tcBorders>
-              <w:top w:val="single" w:sz="4" w:space="0" w:color="C9D6D4"/>
-              <w:start w:val="single" w:sz="4" w:space="0" w:color="C9D6D4"/>
-              <w:bottom w:val="single" w:sz="4" w:space="0" w:color="C9D6D4"/>
-              <w:end w:val="single" w:sz="4" w:space="0" w:color="C9D6D4"/>
-            </w:tcBorders>
-            <w:shd w:color="auto" w:fill="F2F4F4" w:val="clear"/>
-          </w:tcPr>
-          <w:p>
-            <w:pPr>
-              <w:pStyle w:val="Normal"/>
-              <w:spacing w:lineRule="auto" w:line="250" w:before="0" w:after="0"/>
-              <w:jc w:val="start"/>
-              <w:rPr>
-                <w:rFonts w:ascii="Arial" w:hAnsi="Arial"/>
-              </w:rPr>
-            </w:pPr>
-            <w:r>
-              <w:rPr>
-                <w:rFonts w:eastAsia="Calibri" w:cs="Calibri" w:ascii="Arial" w:hAnsi="Arial"/>
-                <w:b w:val="false"/>
-                <w:bCs w:val="false"/>
-                <w:color w:val="333333"/>
-                <w:sz w:val="20"/>
-                <w:szCs w:val="20"/>
-              </w:rPr>
-              <w:t>A seção existe, mas precisa de correção pontual</w:t>
-            </w:r>
-          </w:p>
-        </w:tc>
-        <w:tc>
-          <w:tcPr>
-            <w:tcW w:w="2800" w:type="dxa"/>
-            <w:tcBorders>
-              <w:top w:val="single" w:sz="4" w:space="0" w:color="C9D6D4"/>
-              <w:start w:val="single" w:sz="4" w:space="0" w:color="C9D6D4"/>
-              <w:bottom w:val="single" w:sz="4" w:space="0" w:color="C9D6D4"/>
-              <w:end w:val="single" w:sz="4" w:space="0" w:color="C9D6D4"/>
-            </w:tcBorders>
-            <w:shd w:color="auto" w:fill="F2F4F4" w:val="clear"/>
-          </w:tcPr>
-          <w:p>
-            <w:pPr>
-              <w:pStyle w:val="Normal"/>
-              <w:spacing w:lineRule="auto" w:line="250" w:before="0" w:after="0"/>
-              <w:jc w:val="start"/>
-              <w:rPr>
-                <w:rFonts w:ascii="Arial" w:hAnsi="Arial"/>
-              </w:rPr>
-            </w:pPr>
-            <w:r>
-              <w:rPr>
-                <w:rFonts w:eastAsia="Calibri" w:cs="Calibri" w:ascii="Arial" w:hAnsi="Arial"/>
-                <w:b w:val="false"/>
-                <w:bCs w:val="false"/>
-                <w:color w:val="333333"/>
-                <w:sz w:val="20"/>
-                <w:szCs w:val="20"/>
-              </w:rPr>
-              <w:t>Corrigir o que está indicado e remover a caixa</w:t>
-            </w:r>
-          </w:p>
-        </w:tc>
-      </w:tr>
-      <w:tr>
-        <w:trPr/>
-        <w:tc>
-          <w:tcPr>
-            <w:tcW w:w="2000" w:type="dxa"/>
-            <w:tcBorders>
-              <w:top w:val="single" w:sz="4" w:space="0" w:color="C9D6D4"/>
-              <w:start w:val="single" w:sz="4" w:space="0" w:color="C9D6D4"/>
-              <w:bottom w:val="single" w:sz="4" w:space="0" w:color="C9D6D4"/>
-              <w:end w:val="single" w:sz="4" w:space="0" w:color="C9D6D4"/>
-            </w:tcBorders>
-          </w:tcPr>
-          <w:p>
-            <w:pPr>
-              <w:pStyle w:val="Normal"/>
-              <w:spacing w:lineRule="auto" w:line="250" w:before="0" w:after="0"/>
-              <w:jc w:val="start"/>
-              <w:rPr>
-                <w:rFonts w:ascii="Arial" w:hAnsi="Arial"/>
-              </w:rPr>
-            </w:pPr>
-            <w:r>
-              <w:rPr>
-                <w:rFonts w:eastAsia="Calibri" w:cs="Calibri" w:ascii="Arial" w:hAnsi="Arial"/>
-                <w:b/>
-                <w:bCs/>
-                <w:color w:val="333333"/>
-                <w:sz w:val="20"/>
-                <w:szCs w:val="20"/>
-              </w:rPr>
-              <w:t>A ESCREVER</w:t>
-            </w:r>
-          </w:p>
-        </w:tc>
-        <w:tc>
-          <w:tcPr>
-            <w:tcW w:w="4560" w:type="dxa"/>
-            <w:tcBorders>
-              <w:top w:val="single" w:sz="4" w:space="0" w:color="C9D6D4"/>
-              <w:start w:val="single" w:sz="4" w:space="0" w:color="C9D6D4"/>
-              <w:bottom w:val="single" w:sz="4" w:space="0" w:color="C9D6D4"/>
-              <w:end w:val="single" w:sz="4" w:space="0" w:color="C9D6D4"/>
-            </w:tcBorders>
-          </w:tcPr>
-          <w:p>
-            <w:pPr>
-              <w:pStyle w:val="Normal"/>
-              <w:spacing w:lineRule="auto" w:line="250" w:before="0" w:after="0"/>
-              <w:jc w:val="start"/>
-              <w:rPr>
-                <w:rFonts w:ascii="Arial" w:hAnsi="Arial"/>
-              </w:rPr>
-            </w:pPr>
-            <w:r>
-              <w:rPr>
-                <w:rFonts w:eastAsia="Calibri" w:cs="Calibri" w:ascii="Arial" w:hAnsi="Arial"/>
-                <w:b w:val="false"/>
-                <w:bCs w:val="false"/>
-                <w:color w:val="333333"/>
-                <w:sz w:val="20"/>
-                <w:szCs w:val="20"/>
-              </w:rPr>
-              <w:t>A seção não foi entregue e é obrigatória</w:t>
-            </w:r>
-          </w:p>
-        </w:tc>
-        <w:tc>
-          <w:tcPr>
-            <w:tcW w:w="2800" w:type="dxa"/>
-            <w:tcBorders>
-              <w:top w:val="single" w:sz="4" w:space="0" w:color="C9D6D4"/>
-              <w:start w:val="single" w:sz="4" w:space="0" w:color="C9D6D4"/>
-              <w:bottom w:val="single" w:sz="4" w:space="0" w:color="C9D6D4"/>
-              <w:end w:val="single" w:sz="4" w:space="0" w:color="C9D6D4"/>
-            </w:tcBorders>
-          </w:tcPr>
-          <w:p>
-            <w:pPr>
-              <w:pStyle w:val="Normal"/>
-              <w:spacing w:lineRule="auto" w:line="250" w:before="0" w:after="0"/>
-              <w:jc w:val="start"/>
-              <w:rPr>
-                <w:rFonts w:ascii="Arial" w:hAnsi="Arial"/>
-              </w:rPr>
-            </w:pPr>
-            <w:r>
-              <w:rPr>
-                <w:rFonts w:eastAsia="Calibri" w:cs="Calibri" w:ascii="Arial" w:hAnsi="Arial"/>
-                <w:b w:val="false"/>
-                <w:bCs w:val="false"/>
-                <w:color w:val="333333"/>
-                <w:sz w:val="20"/>
-                <w:szCs w:val="20"/>
-              </w:rPr>
-              <w:t>Escrever o conteúdo no espaço reservado</w:t>
-            </w:r>
-          </w:p>
-        </w:tc>
-      </w:tr>
-      <w:tr>
-        <w:trPr/>
-        <w:tc>
-          <w:tcPr>
-            <w:tcW w:w="2000" w:type="dxa"/>
-            <w:tcBorders>
-              <w:top w:val="single" w:sz="4" w:space="0" w:color="C9D6D4"/>
-              <w:start w:val="single" w:sz="4" w:space="0" w:color="C9D6D4"/>
-              <w:bottom w:val="single" w:sz="4" w:space="0" w:color="C9D6D4"/>
-              <w:end w:val="single" w:sz="4" w:space="0" w:color="C9D6D4"/>
-            </w:tcBorders>
-            <w:shd w:color="auto" w:fill="F2F4F4" w:val="clear"/>
-          </w:tcPr>
-          <w:p>
-            <w:pPr>
-              <w:pStyle w:val="Normal"/>
-              <w:spacing w:lineRule="auto" w:line="250" w:before="0" w:after="0"/>
-              <w:jc w:val="start"/>
-              <w:rPr>
-                <w:rFonts w:ascii="Arial" w:hAnsi="Arial"/>
-              </w:rPr>
-            </w:pPr>
-            <w:r>
-              <w:rPr>
-                <w:rFonts w:eastAsia="Calibri" w:cs="Calibri" w:ascii="Arial" w:hAnsi="Arial"/>
-                <w:b/>
-                <w:bCs/>
-                <w:color w:val="333333"/>
-                <w:sz w:val="20"/>
-                <w:szCs w:val="20"/>
-              </w:rPr>
-              <w:t>PROPOSTA DO PROFESSOR</w:t>
-            </w:r>
-          </w:p>
-        </w:tc>
-        <w:tc>
-          <w:tcPr>
-            <w:tcW w:w="4560" w:type="dxa"/>
-            <w:tcBorders>
-              <w:top w:val="single" w:sz="4" w:space="0" w:color="C9D6D4"/>
-              <w:start w:val="single" w:sz="4" w:space="0" w:color="C9D6D4"/>
-              <w:bottom w:val="single" w:sz="4" w:space="0" w:color="C9D6D4"/>
-              <w:end w:val="single" w:sz="4" w:space="0" w:color="C9D6D4"/>
-            </w:tcBorders>
-            <w:shd w:color="auto" w:fill="F2F4F4" w:val="clear"/>
-          </w:tcPr>
-          <w:p>
-            <w:pPr>
-              <w:pStyle w:val="Normal"/>
-              <w:spacing w:lineRule="auto" w:line="250" w:before="0" w:after="0"/>
-              <w:jc w:val="start"/>
-              <w:rPr>
-                <w:rFonts w:ascii="Arial" w:hAnsi="Arial"/>
-              </w:rPr>
-            </w:pPr>
-            <w:r>
-              <w:rPr>
-                <w:rFonts w:eastAsia="Calibri" w:cs="Calibri" w:ascii="Arial" w:hAnsi="Arial"/>
-                <w:b w:val="false"/>
-                <w:bCs w:val="false"/>
-                <w:color w:val="333333"/>
-                <w:sz w:val="20"/>
-                <w:szCs w:val="20"/>
-              </w:rPr>
-              <w:t>Conteúdo pré-preenchido a partir do seu escopo, para servir de ponto de partida</w:t>
-            </w:r>
-          </w:p>
-        </w:tc>
-        <w:tc>
-          <w:tcPr>
-            <w:tcW w:w="2800" w:type="dxa"/>
-            <w:tcBorders>
-              <w:top w:val="single" w:sz="4" w:space="0" w:color="C9D6D4"/>
-              <w:start w:val="single" w:sz="4" w:space="0" w:color="C9D6D4"/>
-              <w:bottom w:val="single" w:sz="4" w:space="0" w:color="C9D6D4"/>
-              <w:end w:val="single" w:sz="4" w:space="0" w:color="C9D6D4"/>
-            </w:tcBorders>
-            <w:shd w:color="auto" w:fill="F2F4F4" w:val="clear"/>
-          </w:tcPr>
-          <w:p>
-            <w:pPr>
-              <w:pStyle w:val="Normal"/>
-              <w:spacing w:lineRule="auto" w:line="250" w:before="0" w:after="0"/>
-              <w:jc w:val="start"/>
-              <w:rPr>
-                <w:rFonts w:ascii="Arial" w:hAnsi="Arial"/>
-              </w:rPr>
-            </w:pPr>
-            <w:r>
-              <w:rPr>
-                <w:rFonts w:eastAsia="Calibri" w:cs="Calibri" w:ascii="Arial" w:hAnsi="Arial"/>
-                <w:b w:val="false"/>
-                <w:bCs w:val="false"/>
-                <w:color w:val="333333"/>
-                <w:sz w:val="20"/>
-                <w:szCs w:val="20"/>
-              </w:rPr>
-              <w:t>Revisar, corrigir e completar. Não entregue como está</w:t>
-            </w:r>
-          </w:p>
-        </w:tc>
-      </w:tr>
-    </w:tbl>
-    <w:p>
-      <w:pPr>
-        <w:pStyle w:val="Normal"/>
-        <w:spacing w:lineRule="auto" w:line="276" w:before="0" w:after="200"/>
-        <w:jc w:val="both"/>
-        <w:rPr>
-          <w:rFonts w:ascii="Arial" w:hAnsi="Arial"/>
-        </w:rPr>
-      </w:pPr>
-      <w:r>
-        <w:rPr>
-          <w:rFonts w:eastAsia="Calibri" w:cs="Calibri" w:ascii="Arial" w:hAnsi="Arial"/>
-          <w:color w:val="333333"/>
-          <w:sz w:val="22"/>
-          <w:szCs w:val="22"/>
-        </w:rPr>
-        <w:t>Situação desta entrega: modelo em branco — as caixas coloridas orientam o preenchimento de cada seção. Prazo para a versão 1.1: início da Aula 4, junto com a Entrega E1.</w:t>
+        <w:rPr/>
       </w:r>
     </w:p>
     <w:p>
@@ -2054,8 +1444,8 @@
         </w:tblCellMar>
       </w:tblPr>
       <w:tblGrid>
-        <w:gridCol w:w="3394"/>
-        <w:gridCol w:w="5966"/>
+        <w:gridCol w:w="3393"/>
+        <w:gridCol w:w="5967"/>
       </w:tblGrid>
       <w:tr>
         <w:trPr>
@@ -2063,7 +1453,7 @@
         </w:trPr>
         <w:tc>
           <w:tcPr>
-            <w:tcW w:w="3394" w:type="dxa"/>
+            <w:tcW w:w="3393" w:type="dxa"/>
             <w:tcBorders>
               <w:top w:val="single" w:sz="4" w:space="0" w:color="C9D6D4"/>
               <w:start w:val="single" w:sz="4" w:space="0" w:color="C9D6D4"/>
@@ -2096,7 +1486,7 @@
         </w:tc>
         <w:tc>
           <w:tcPr>
-            <w:tcW w:w="5966" w:type="dxa"/>
+            <w:tcW w:w="5967" w:type="dxa"/>
             <w:tcBorders>
               <w:top w:val="single" w:sz="4" w:space="0" w:color="C9D6D4"/>
               <w:start w:val="single" w:sz="4" w:space="0" w:color="C9D6D4"/>
@@ -2132,7 +1522,7 @@
         <w:trPr/>
         <w:tc>
           <w:tcPr>
-            <w:tcW w:w="3394" w:type="dxa"/>
+            <w:tcW w:w="3393" w:type="dxa"/>
             <w:tcBorders>
               <w:top w:val="single" w:sz="4" w:space="0" w:color="C9D6D4"/>
               <w:start w:val="single" w:sz="4" w:space="0" w:color="C9D6D4"/>
@@ -2168,7 +1558,7 @@
         </w:tc>
         <w:tc>
           <w:tcPr>
-            <w:tcW w:w="5966" w:type="dxa"/>
+            <w:tcW w:w="5967" w:type="dxa"/>
             <w:tcBorders>
               <w:top w:val="single" w:sz="4" w:space="0" w:color="C9D6D4"/>
               <w:start w:val="single" w:sz="4" w:space="0" w:color="C9D6D4"/>
@@ -2202,7 +1592,7 @@
         <w:trPr/>
         <w:tc>
           <w:tcPr>
-            <w:tcW w:w="3394" w:type="dxa"/>
+            <w:tcW w:w="3393" w:type="dxa"/>
             <w:tcBorders>
               <w:top w:val="single" w:sz="4" w:space="0" w:color="C9D6D4"/>
               <w:start w:val="single" w:sz="4" w:space="0" w:color="C9D6D4"/>
@@ -2238,7 +1628,7 @@
         </w:tc>
         <w:tc>
           <w:tcPr>
-            <w:tcW w:w="5966" w:type="dxa"/>
+            <w:tcW w:w="5967" w:type="dxa"/>
             <w:tcBorders>
               <w:top w:val="single" w:sz="4" w:space="0" w:color="C9D6D4"/>
               <w:start w:val="single" w:sz="4" w:space="0" w:color="C9D6D4"/>
@@ -2279,7 +1669,7 @@
         <w:trPr/>
         <w:tc>
           <w:tcPr>
-            <w:tcW w:w="3394" w:type="dxa"/>
+            <w:tcW w:w="3393" w:type="dxa"/>
             <w:tcBorders>
               <w:top w:val="single" w:sz="4" w:space="0" w:color="C9D6D4"/>
               <w:start w:val="single" w:sz="4" w:space="0" w:color="C9D6D4"/>
@@ -2316,7 +1706,7 @@
         </w:tc>
         <w:tc>
           <w:tcPr>
-            <w:tcW w:w="5966" w:type="dxa"/>
+            <w:tcW w:w="5967" w:type="dxa"/>
             <w:tcBorders>
               <w:top w:val="single" w:sz="4" w:space="0" w:color="C9D6D4"/>
               <w:start w:val="single" w:sz="4" w:space="0" w:color="C9D6D4"/>
@@ -3128,97 +2518,6 @@
         </w:rPr>
       </w:r>
     </w:p>
-    <w:tbl>
-      <w:tblPr>
-        <w:tblW w:w="9360" w:type="dxa"/>
-        <w:jc w:val="start"/>
-        <w:tblInd w:w="0" w:type="dxa"/>
-        <w:tblLayout w:type="fixed"/>
-        <w:tblCellMar>
-          <w:top w:w="130" w:type="dxa"/>
-          <w:start w:w="190" w:type="dxa"/>
-          <w:bottom w:w="130" w:type="dxa"/>
-          <w:end w:w="190" w:type="dxa"/>
-        </w:tblCellMar>
-      </w:tblPr>
-      <w:tblGrid>
-        <w:gridCol w:w="9360"/>
-      </w:tblGrid>
-      <w:tr>
-        <w:trPr/>
-        <w:tc>
-          <w:tcPr>
-            <w:tcW w:w="9360" w:type="dxa"/>
-            <w:tcBorders>
-              <w:top w:val="single" w:sz="4" w:space="0" w:color="FFC000"/>
-              <w:start w:val="single" w:sz="18" w:space="0" w:color="FFC000"/>
-              <w:bottom w:val="single" w:sz="4" w:space="0" w:color="FFC000"/>
-              <w:end w:val="single" w:sz="4" w:space="0" w:color="FFC000"/>
-            </w:tcBorders>
-            <w:shd w:color="auto" w:fill="FFF8D9" w:val="clear"/>
-          </w:tcPr>
-          <w:p>
-            <w:pPr>
-              <w:pStyle w:val="Normal"/>
-              <w:spacing w:before="0" w:after="80"/>
-              <w:rPr>
-                <w:rFonts w:ascii="Arial" w:hAnsi="Arial"/>
-              </w:rPr>
-            </w:pPr>
-            <w:r>
-              <w:rPr>
-                <w:rFonts w:eastAsia="Calibri" w:cs="Calibri" w:ascii="Arial" w:hAnsi="Arial"/>
-                <w:b/>
-                <w:bCs/>
-                <w:color w:val="8A6D00"/>
-                <w:spacing w:val="40"/>
-                <w:sz w:val="16"/>
-                <w:szCs w:val="16"/>
-              </w:rPr>
-              <w:t>AJUSTAR</w:t>
-            </w:r>
-          </w:p>
-          <w:p>
-            <w:pPr>
-              <w:pStyle w:val="Normal"/>
-              <w:spacing w:lineRule="auto" w:line="259" w:before="0" w:after="60"/>
-              <w:jc w:val="both"/>
-              <w:rPr>
-                <w:rFonts w:ascii="Arial" w:hAnsi="Arial"/>
-              </w:rPr>
-            </w:pPr>
-            <w:r>
-              <w:rPr>
-                <w:rFonts w:eastAsia="Calibri" w:cs="Calibri" w:ascii="Arial" w:hAnsi="Arial"/>
-                <w:color w:val="333333"/>
-                <w:sz w:val="20"/>
-                <w:szCs w:val="20"/>
-              </w:rPr>
-              <w:t>Item 11 da ficha. Os seis entregáveis abaixo do primeiro são comuns a todos os projetos da disciplina e já vêm com os prazos do cronograma. Preencha apenas a primeira linha com o seu produto e o formato em que ele será demonstrado.</w:t>
-            </w:r>
-          </w:p>
-          <w:p>
-            <w:pPr>
-              <w:pStyle w:val="Normal"/>
-              <w:spacing w:lineRule="auto" w:line="259" w:before="0" w:after="0"/>
-              <w:jc w:val="both"/>
-              <w:rPr>
-                <w:rFonts w:ascii="Arial" w:hAnsi="Arial"/>
-              </w:rPr>
-            </w:pPr>
-            <w:r>
-              <w:rPr>
-                <w:rFonts w:eastAsia="Calibri" w:cs="Calibri" w:ascii="Arial" w:hAnsi="Arial"/>
-                <w:color w:val="333333"/>
-                <w:sz w:val="20"/>
-                <w:szCs w:val="20"/>
-              </w:rPr>
-              <w:t>Se o seu projeto tiver um artefato próprio — circuito montado, base de validação anotada, conjunto de vídeos de teste —, acrescente-o como sétima linha. Artefato que leva tempo para ser produzido precisa estar previsto desde já.</w:t>
-            </w:r>
-          </w:p>
-        </w:tc>
-      </w:tr>
-    </w:tbl>
     <w:p>
       <w:pPr>
         <w:pStyle w:val="Heading1"/>
@@ -3276,8 +2575,8 @@
       </w:tblPr>
       <w:tblGrid>
         <w:gridCol w:w="900"/>
-        <w:gridCol w:w="4994"/>
-        <w:gridCol w:w="3466"/>
+        <w:gridCol w:w="5158"/>
+        <w:gridCol w:w="3302"/>
       </w:tblGrid>
       <w:tr>
         <w:trPr>
@@ -3316,7 +2615,7 @@
         </w:tc>
         <w:tc>
           <w:tcPr>
-            <w:tcW w:w="4994" w:type="dxa"/>
+            <w:tcW w:w="5158" w:type="dxa"/>
             <w:tcBorders>
               <w:top w:val="single" w:sz="4" w:space="0" w:color="C9D6D4"/>
               <w:start w:val="single" w:sz="4" w:space="0" w:color="C9D6D4"/>
@@ -3347,7 +2646,7 @@
         </w:tc>
         <w:tc>
           <w:tcPr>
-            <w:tcW w:w="3466" w:type="dxa"/>
+            <w:tcW w:w="3302" w:type="dxa"/>
             <w:tcBorders>
               <w:top w:val="single" w:sz="4" w:space="0" w:color="C9D6D4"/>
               <w:start w:val="single" w:sz="4" w:space="0" w:color="C9D6D4"/>
@@ -3413,7 +2712,7 @@
         </w:tc>
         <w:tc>
           <w:tcPr>
-            <w:tcW w:w="4994" w:type="dxa"/>
+            <w:tcW w:w="5158" w:type="dxa"/>
             <w:tcBorders>
               <w:top w:val="single" w:sz="4" w:space="0" w:color="C9D6D4"/>
               <w:start w:val="single" w:sz="4" w:space="0" w:color="C9D6D4"/>
@@ -3450,7 +2749,7 @@
         </w:tc>
         <w:tc>
           <w:tcPr>
-            <w:tcW w:w="3466" w:type="dxa"/>
+            <w:tcW w:w="3302" w:type="dxa"/>
             <w:tcBorders>
               <w:top w:val="single" w:sz="4" w:space="0" w:color="C9D6D4"/>
               <w:start w:val="single" w:sz="4" w:space="0" w:color="C9D6D4"/>
@@ -3523,7 +2822,7 @@
         </w:tc>
         <w:tc>
           <w:tcPr>
-            <w:tcW w:w="4994" w:type="dxa"/>
+            <w:tcW w:w="5158" w:type="dxa"/>
             <w:tcBorders>
               <w:top w:val="single" w:sz="4" w:space="0" w:color="C9D6D4"/>
               <w:start w:val="single" w:sz="4" w:space="0" w:color="C9D6D4"/>
@@ -3561,7 +2860,7 @@
         </w:tc>
         <w:tc>
           <w:tcPr>
-            <w:tcW w:w="3466" w:type="dxa"/>
+            <w:tcW w:w="3302" w:type="dxa"/>
             <w:tcBorders>
               <w:top w:val="single" w:sz="4" w:space="0" w:color="C9D6D4"/>
               <w:start w:val="single" w:sz="4" w:space="0" w:color="C9D6D4"/>
@@ -3634,7 +2933,7 @@
         </w:tc>
         <w:tc>
           <w:tcPr>
-            <w:tcW w:w="4994" w:type="dxa"/>
+            <w:tcW w:w="5158" w:type="dxa"/>
             <w:tcBorders>
               <w:top w:val="single" w:sz="4" w:space="0" w:color="C9D6D4"/>
               <w:start w:val="single" w:sz="4" w:space="0" w:color="C9D6D4"/>
@@ -3671,7 +2970,7 @@
         </w:tc>
         <w:tc>
           <w:tcPr>
-            <w:tcW w:w="3466" w:type="dxa"/>
+            <w:tcW w:w="3302" w:type="dxa"/>
             <w:tcBorders>
               <w:top w:val="single" w:sz="4" w:space="0" w:color="C9D6D4"/>
               <w:start w:val="single" w:sz="4" w:space="0" w:color="C9D6D4"/>
@@ -3744,7 +3043,7 @@
         </w:tc>
         <w:tc>
           <w:tcPr>
-            <w:tcW w:w="4994" w:type="dxa"/>
+            <w:tcW w:w="5158" w:type="dxa"/>
             <w:tcBorders>
               <w:top w:val="single" w:sz="4" w:space="0" w:color="C9D6D4"/>
               <w:start w:val="single" w:sz="4" w:space="0" w:color="C9D6D4"/>
@@ -3782,7 +3081,7 @@
         </w:tc>
         <w:tc>
           <w:tcPr>
-            <w:tcW w:w="3466" w:type="dxa"/>
+            <w:tcW w:w="3302" w:type="dxa"/>
             <w:tcBorders>
               <w:top w:val="single" w:sz="4" w:space="0" w:color="C9D6D4"/>
               <w:start w:val="single" w:sz="4" w:space="0" w:color="C9D6D4"/>
@@ -3855,7 +3154,7 @@
         </w:tc>
         <w:tc>
           <w:tcPr>
-            <w:tcW w:w="4994" w:type="dxa"/>
+            <w:tcW w:w="5158" w:type="dxa"/>
             <w:tcBorders>
               <w:top w:val="single" w:sz="4" w:space="0" w:color="C9D6D4"/>
               <w:start w:val="single" w:sz="4" w:space="0" w:color="C9D6D4"/>
@@ -3892,7 +3191,7 @@
         </w:tc>
         <w:tc>
           <w:tcPr>
-            <w:tcW w:w="3466" w:type="dxa"/>
+            <w:tcW w:w="3302" w:type="dxa"/>
             <w:tcBorders>
               <w:top w:val="single" w:sz="4" w:space="0" w:color="C9D6D4"/>
               <w:start w:val="single" w:sz="4" w:space="0" w:color="C9D6D4"/>
@@ -3952,20 +3251,14 @@
             </w:pPr>
             <w:r>
               <w:rPr>
-                <w:rFonts w:eastAsia="Calibri" w:cs="Calibri" w:ascii="Arial" w:hAnsi="Arial"/>
-                <w:b/>
-                <w:bCs/>
-                <w:color w:val="333333"/>
-                <w:sz w:val="20"/>
-                <w:szCs w:val="20"/>
-              </w:rPr>
-              <w:t>CA-06</w:t>
-            </w:r>
-          </w:p>
-        </w:tc>
-        <w:tc>
-          <w:tcPr>
-            <w:tcW w:w="4994" w:type="dxa"/>
+                <w:rFonts w:ascii="Arial" w:hAnsi="Arial"/>
+              </w:rPr>
+            </w:r>
+          </w:p>
+        </w:tc>
+        <w:tc>
+          <w:tcPr>
+            <w:tcW w:w="5158" w:type="dxa"/>
             <w:tcBorders>
               <w:top w:val="single" w:sz="4" w:space="0" w:color="C9D6D4"/>
               <w:start w:val="single" w:sz="4" w:space="0" w:color="C9D6D4"/>
@@ -3997,13 +3290,12 @@
                 <w:sz w:val="20"/>
                 <w:szCs w:val="20"/>
               </w:rPr>
-              <w:t xml:space="preserve">O aplicativo deve impedir a análise quando a senha de aplicativo não estiver configurada. </w:t>
-            </w:r>
-          </w:p>
-        </w:tc>
-        <w:tc>
-          <w:tcPr>
-            <w:tcW w:w="3466" w:type="dxa"/>
+            </w:r>
+          </w:p>
+        </w:tc>
+        <w:tc>
+          <w:tcPr>
+            <w:tcW w:w="3302" w:type="dxa"/>
             <w:tcBorders>
               <w:top w:val="single" w:sz="4" w:space="0" w:color="C9D6D4"/>
               <w:start w:val="single" w:sz="4" w:space="0" w:color="C9D6D4"/>
@@ -4035,7 +3327,6 @@
                 <w:sz w:val="20"/>
                 <w:szCs w:val="20"/>
               </w:rPr>
-              <w:t xml:space="preserve">Execução sem senha de aplicativo configurada. </w:t>
             </w:r>
           </w:p>
         </w:tc>
@@ -4079,7 +3370,7 @@
         </w:tc>
         <w:tc>
           <w:tcPr>
-            <w:tcW w:w="4994" w:type="dxa"/>
+            <w:tcW w:w="5158" w:type="dxa"/>
             <w:tcBorders>
               <w:start w:val="single" w:sz="4" w:space="0" w:color="C9D6D4"/>
               <w:bottom w:val="single" w:sz="4" w:space="0" w:color="C9D6D4"/>
@@ -4128,7 +3419,7 @@
         </w:tc>
         <w:tc>
           <w:tcPr>
-            <w:tcW w:w="3466" w:type="dxa"/>
+            <w:tcW w:w="3302" w:type="dxa"/>
             <w:tcBorders>
               <w:start w:val="single" w:sz="4" w:space="0" w:color="C9D6D4"/>
               <w:bottom w:val="single" w:sz="4" w:space="0" w:color="C9D6D4"/>
@@ -4203,7 +3494,7 @@
         </w:tc>
         <w:tc>
           <w:tcPr>
-            <w:tcW w:w="4994" w:type="dxa"/>
+            <w:tcW w:w="5158" w:type="dxa"/>
             <w:tcBorders>
               <w:start w:val="single" w:sz="4" w:space="0" w:color="C9D6D4"/>
               <w:bottom w:val="single" w:sz="4" w:space="0" w:color="C9D6D4"/>
@@ -4234,7 +3525,7 @@
         </w:tc>
         <w:tc>
           <w:tcPr>
-            <w:tcW w:w="3466" w:type="dxa"/>
+            <w:tcW w:w="3302" w:type="dxa"/>
             <w:tcBorders>
               <w:start w:val="single" w:sz="4" w:space="0" w:color="C9D6D4"/>
               <w:bottom w:val="single" w:sz="4" w:space="0" w:color="C9D6D4"/>
@@ -4822,6 +4113,133 @@
           </w:p>
         </w:tc>
       </w:tr>
+      <w:tr>
+        <w:trPr/>
+        <w:tc>
+          <w:tcPr>
+            <w:tcW w:w="1096" w:type="dxa"/>
+            <w:tcBorders>
+              <w:start w:val="single" w:sz="4" w:space="0" w:color="C9D6D4"/>
+              <w:bottom w:val="single" w:sz="4" w:space="0" w:color="C9D6D4"/>
+              <w:end w:val="single" w:sz="4" w:space="0" w:color="C9D6D4"/>
+            </w:tcBorders>
+          </w:tcPr>
+          <w:p>
+            <w:pPr>
+              <w:pStyle w:val="Normal"/>
+              <w:spacing w:lineRule="auto" w:line="250" w:before="0" w:after="0"/>
+              <w:jc w:val="start"/>
+              <w:rPr>
+                <w:rFonts w:ascii="Arial" w:hAnsi="Arial"/>
+                <w:b/>
+                <w:bCs/>
+                <w:sz w:val="20"/>
+                <w:szCs w:val="20"/>
+              </w:rPr>
+            </w:pPr>
+            <w:r>
+              <w:rPr>
+                <w:rFonts w:ascii="Arial" w:hAnsi="Arial"/>
+                <w:b/>
+                <w:bCs/>
+                <w:sz w:val="20"/>
+                <w:szCs w:val="20"/>
+              </w:rPr>
+              <w:t>1.1</w:t>
+            </w:r>
+          </w:p>
+        </w:tc>
+        <w:tc>
+          <w:tcPr>
+            <w:tcW w:w="1504" w:type="dxa"/>
+            <w:tcBorders>
+              <w:start w:val="single" w:sz="4" w:space="0" w:color="C9D6D4"/>
+              <w:bottom w:val="single" w:sz="4" w:space="0" w:color="C9D6D4"/>
+              <w:end w:val="single" w:sz="4" w:space="0" w:color="C9D6D4"/>
+            </w:tcBorders>
+          </w:tcPr>
+          <w:p>
+            <w:pPr>
+              <w:pStyle w:val="Normal"/>
+              <w:spacing w:lineRule="auto" w:line="250" w:before="0" w:after="0"/>
+              <w:jc w:val="start"/>
+              <w:rPr>
+                <w:rFonts w:ascii="Arial" w:hAnsi="Arial"/>
+                <w:sz w:val="20"/>
+                <w:szCs w:val="20"/>
+              </w:rPr>
+            </w:pPr>
+            <w:r>
+              <w:rPr>
+                <w:rFonts w:ascii="Arial" w:hAnsi="Arial"/>
+                <w:sz w:val="20"/>
+                <w:szCs w:val="20"/>
+              </w:rPr>
+              <w:t>25/09/2026</w:t>
+            </w:r>
+          </w:p>
+        </w:tc>
+        <w:tc>
+          <w:tcPr>
+            <w:tcW w:w="2694" w:type="dxa"/>
+            <w:tcBorders>
+              <w:start w:val="single" w:sz="4" w:space="0" w:color="C9D6D4"/>
+              <w:bottom w:val="single" w:sz="4" w:space="0" w:color="C9D6D4"/>
+              <w:end w:val="single" w:sz="4" w:space="0" w:color="C9D6D4"/>
+            </w:tcBorders>
+          </w:tcPr>
+          <w:p>
+            <w:pPr>
+              <w:pStyle w:val="Normal"/>
+              <w:spacing w:lineRule="auto" w:line="250" w:before="0" w:after="0"/>
+              <w:jc w:val="start"/>
+              <w:rPr>
+                <w:rFonts w:ascii="Arial" w:hAnsi="Arial"/>
+                <w:sz w:val="20"/>
+                <w:szCs w:val="20"/>
+              </w:rPr>
+            </w:pPr>
+            <w:r>
+              <w:rPr>
+                <w:rFonts w:ascii="Arial" w:hAnsi="Arial"/>
+                <w:sz w:val="20"/>
+                <w:szCs w:val="20"/>
+              </w:rPr>
+              <w:t>Resquícios do modelo padrão e CA-06</w:t>
+            </w:r>
+          </w:p>
+        </w:tc>
+        <w:tc>
+          <w:tcPr>
+            <w:tcW w:w="4066" w:type="dxa"/>
+            <w:tcBorders>
+              <w:start w:val="single" w:sz="4" w:space="0" w:color="C9D6D4"/>
+              <w:bottom w:val="single" w:sz="4" w:space="0" w:color="C9D6D4"/>
+              <w:end w:val="single" w:sz="4" w:space="0" w:color="C9D6D4"/>
+            </w:tcBorders>
+          </w:tcPr>
+          <w:p>
+            <w:pPr>
+              <w:pStyle w:val="Normal"/>
+              <w:spacing w:lineRule="auto" w:line="250" w:before="0" w:after="0"/>
+              <w:jc w:val="start"/>
+              <w:rPr>
+                <w:rFonts w:ascii="Arial" w:hAnsi="Arial"/>
+                <w:sz w:val="20"/>
+                <w:szCs w:val="20"/>
+              </w:rPr>
+            </w:pPr>
+            <w:r>
+              <w:rPr>
+                <w:rFonts w:ascii="Arial" w:hAnsi="Arial"/>
+                <w:sz w:val="20"/>
+                <w:szCs w:val="20"/>
+              </w:rPr>
+              <w:t>Formatação, simplificação e adesão com expectativas, CA-06 estava detalhando um termo técnico e mais relevante de acordo com o Documento de Requisitos</w:t>
+            </w:r>
+          </w:p>
+        </w:tc>
+      </w:tr>
     </w:tbl>
     <w:p>
       <w:pPr>
@@ -4848,51 +4266,6 @@
         <w:rPr>
           <w:rFonts w:ascii="Arial" w:hAnsi="Arial"/>
         </w:rPr>
-      </w:r>
-      <w:r>
-        <w:br w:type="page"/>
-      </w:r>
-    </w:p>
-    <w:p>
-      <w:pPr>
-        <w:pStyle w:val="Heading1"/>
-        <w:pBdr>
-          <w:bottom w:val="single" w:sz="8" w:space="6" w:color="FFDA1A"/>
-        </w:pBdr>
-        <w:spacing w:before="0" w:after="200"/>
-        <w:rPr>
-          <w:rFonts w:ascii="Arial" w:hAnsi="Arial"/>
-        </w:rPr>
-      </w:pPr>
-      <w:r>
-        <w:rPr>
-          <w:rFonts w:eastAsia="Calibri" w:cs="Calibri" w:ascii="Arial" w:hAnsi="Arial"/>
-          <w:b/>
-          <w:bCs/>
-          <w:color w:val="00695F"/>
-          <w:sz w:val="32"/>
-          <w:szCs w:val="32"/>
-        </w:rPr>
-        <w:t>Fecho da devolutiva</w:t>
-      </w:r>
-    </w:p>
-    <w:p>
-      <w:pPr>
-        <w:pStyle w:val="Normal"/>
-        <w:spacing w:lineRule="auto" w:line="276" w:before="0" w:after="140"/>
-        <w:jc w:val="both"/>
-        <w:rPr>
-          <w:rFonts w:ascii="Arial" w:hAnsi="Arial"/>
-        </w:rPr>
-      </w:pPr>
-      <w:r>
-        <w:rPr>
-          <w:rFonts w:eastAsia="Calibri" w:cs="Calibri" w:ascii="Arial" w:hAnsi="Arial"/>
-          <w:color w:val="333333"/>
-          <w:sz w:val="22"/>
-          <w:szCs w:val="22"/>
-        </w:rPr>
-        <w:t>Antes de entregar, percorra a ficha de verificação de 18 itens do material da Aula 1. Os itens 04, 09 e 13 são eliminatórios: um termo sem objetivo verificável, sem escopo excluído ou com critérios de aceitação não verificáveis é devolvido para reescrita antes de qualquer avaliação de mérito. Remova todas as caixas coloridas deste documento antes de entregar.</w:t>
       </w:r>
     </w:p>
     <w:p>
@@ -4973,7 +4346,7 @@
     </w:r>
     <w:r>
       <w:rPr/>
-      <w:t>8</w:t>
+      <w:t>5</w:t>
     </w:r>
     <w:r>
       <w:rPr/>
@@ -5002,7 +4375,7 @@
     </w:r>
     <w:r>
       <w:rPr/>
-      <w:t>8</w:t>
+      <w:t>5</w:t>
     </w:r>
     <w:r>
       <w:rPr/>
@@ -5043,7 +4416,7 @@
     </w:r>
     <w:r>
       <w:rPr/>
-      <w:t>8</w:t>
+      <w:t>5</w:t>
     </w:r>
     <w:r>
       <w:rPr/>
@@ -5072,7 +4445,7 @@
     </w:r>
     <w:r>
       <w:rPr/>
-      <w:t>8</w:t>
+      <w:t>5</w:t>
     </w:r>
     <w:r>
       <w:rPr/>
@@ -5506,8 +4879,8 @@
       <w:u w:val="single"/>
     </w:rPr>
   </w:style>
-  <w:style w:type="character" w:styleId="FootnoteCharactersuser">
-    <w:name w:val="Footnote Characters (user)"/>
+  <w:style w:type="character" w:styleId="FootnoteCharacters">
+    <w:name w:val="Footnote Characters"/>
     <w:uiPriority w:val="99"/>
     <w:semiHidden/>
     <w:unhideWhenUsed/>
@@ -5515,8 +4888,8 @@
       <w:vertAlign w:val="superscript"/>
     </w:rPr>
   </w:style>
-  <w:style w:type="character" w:styleId="FootnoteCharacters">
-    <w:name w:val="Footnote Characters"/>
+  <w:style w:type="character" w:styleId="FootnoteCharactersuser">
+    <w:name w:val="Footnote Characters (user)"/>
     <w:rPr>
       <w:vertAlign w:val="superscript"/>
     </w:rPr>
@@ -5538,8 +4911,8 @@
       <w:szCs w:val="20"/>
     </w:rPr>
   </w:style>
-  <w:style w:type="character" w:styleId="EndnoteCharactersuser">
-    <w:name w:val="Endnote Characters (user)"/>
+  <w:style w:type="character" w:styleId="EndnoteCharacters">
+    <w:name w:val="Endnote Characters"/>
     <w:uiPriority w:val="99"/>
     <w:semiHidden/>
     <w:unhideWhenUsed/>
@@ -5547,8 +4920,8 @@
       <w:vertAlign w:val="superscript"/>
     </w:rPr>
   </w:style>
-  <w:style w:type="character" w:styleId="EndnoteCharacters">
-    <w:name w:val="Endnote Characters"/>
+  <w:style w:type="character" w:styleId="EndnoteCharactersuser">
+    <w:name w:val="Endnote Characters (user)"/>
     <w:rPr>
       <w:vertAlign w:val="superscript"/>
     </w:rPr>
@@ -5577,8 +4950,8 @@
       <w:bCs/>
     </w:rPr>
   </w:style>
-  <w:style w:type="character" w:styleId="Bulletsuser">
-    <w:name w:val="Bullets (user)"/>
+  <w:style w:type="character" w:styleId="Bullets">
+    <w:name w:val="Bullets"/>
     <w:rPr>
       <w:rFonts w:ascii="OpenSymbol" w:hAnsi="OpenSymbol" w:eastAsia="OpenSymbol" w:cs="OpenSymbol"/>
     </w:rPr>
